--- a/resumes/Joane_Aristilde_Infrastructure_Program_Manager.docx
+++ b/resumes/Joane_Aristilde_Infrastructure_Program_Manager.docx
@@ -74,7 +74,7 @@
           <w:sz w:val="18"/>
           <w:szCs w:val="18"/>
         </w:rPr>
-        <w:t xml:space="preserve">Miami, FL | 305-332-5401 | </w:t>
+        <w:t xml:space="preserve">Miami, FL | </w:t>
       </w:r>
       <w:hyperlink r:id="rId5" w:history="1">
         <w:r>

--- a/resumes/Joane_Aristilde_Infrastructure_Program_Manager.docx
+++ b/resumes/Joane_Aristilde_Infrastructure_Program_Manager.docx
@@ -1481,7 +1481,7 @@
           <w:sz w:val="18"/>
           <w:szCs w:val="18"/>
         </w:rPr>
-        <w:t>IT Project Manager II | August 2010 - May 2014</w:t>
+        <w:t>IT Project Manager II | January 2010 - May 2014</w:t>
       </w:r>
     </w:p>
     <w:p>
